--- a/docx/02_워크스페이스와빌드시스템.docx
+++ b/docx/02_워크스페이스와빌드시스템.docx
@@ -75,6 +75,8 @@
         <w:pStyle w:val="af"/>
         <w:ind w:left="567"/>
         <w:rPr>
+          <w:rFonts w:eastAsia="맑은 고딕"/>
+          <w:i w:val="0"/>
           <w:lang w:eastAsia="ko-KR"/>
         </w:rPr>
       </w:pPr>
@@ -219,427 +221,7 @@
           <w:i w:val="0"/>
           <w:lang w:eastAsia="ko-KR"/>
         </w:rPr>
-        <w:t>. - colcon</w:t>
-      </w:r>
-      <w:r>
-        <w:rPr>
-          <w:i w:val="0"/>
-          <w:lang w:eastAsia="ko-KR"/>
-        </w:rPr>
-        <w:t>과</w:t>
-      </w:r>
-      <w:r>
-        <w:rPr>
-          <w:i w:val="0"/>
-          <w:lang w:eastAsia="ko-KR"/>
-        </w:rPr>
-        <w:t xml:space="preserve"> ament</w:t>
-      </w:r>
-      <w:r>
-        <w:rPr>
-          <w:i w:val="0"/>
-          <w:lang w:eastAsia="ko-KR"/>
-        </w:rPr>
-        <w:t>의</w:t>
-      </w:r>
-      <w:r>
-        <w:rPr>
-          <w:i w:val="0"/>
-          <w:lang w:eastAsia="ko-KR"/>
-        </w:rPr>
-        <w:t xml:space="preserve"> </w:t>
-      </w:r>
-      <w:r>
-        <w:rPr>
-          <w:i w:val="0"/>
-          <w:lang w:eastAsia="ko-KR"/>
-        </w:rPr>
-        <w:t>역할</w:t>
-      </w:r>
-      <w:r>
-        <w:rPr>
-          <w:i w:val="0"/>
-          <w:lang w:eastAsia="ko-KR"/>
-        </w:rPr>
-        <w:t xml:space="preserve">, </w:t>
-      </w:r>
-      <w:r>
-        <w:rPr>
-          <w:i w:val="0"/>
-          <w:lang w:eastAsia="ko-KR"/>
-        </w:rPr>
-        <w:t>그리고</w:t>
-      </w:r>
-      <w:r>
-        <w:rPr>
-          <w:i w:val="0"/>
-          <w:lang w:eastAsia="ko-KR"/>
-        </w:rPr>
-        <w:t xml:space="preserve"> </w:t>
-      </w:r>
-      <w:r>
-        <w:rPr>
-          <w:i w:val="0"/>
-          <w:lang w:eastAsia="ko-KR"/>
-        </w:rPr>
-        <w:t>빌드와</w:t>
-      </w:r>
-      <w:r>
-        <w:rPr>
-          <w:i w:val="0"/>
-          <w:lang w:eastAsia="ko-KR"/>
-        </w:rPr>
-        <w:t xml:space="preserve"> </w:t>
-      </w:r>
-      <w:r>
-        <w:rPr>
-          <w:i w:val="0"/>
-          <w:lang w:eastAsia="ko-KR"/>
-        </w:rPr>
-        <w:t>소싱</w:t>
-      </w:r>
-      <w:r>
-        <w:rPr>
-          <w:i w:val="0"/>
-          <w:lang w:eastAsia="ko-KR"/>
-        </w:rPr>
-        <w:t>(sourcing)</w:t>
-      </w:r>
-      <w:r>
-        <w:rPr>
-          <w:i w:val="0"/>
-          <w:lang w:eastAsia="ko-KR"/>
-        </w:rPr>
-        <w:t>의</w:t>
-      </w:r>
-      <w:r>
-        <w:rPr>
-          <w:i w:val="0"/>
-          <w:lang w:eastAsia="ko-KR"/>
-        </w:rPr>
-        <w:t xml:space="preserve"> </w:t>
-      </w:r>
-      <w:r>
-        <w:rPr>
-          <w:i w:val="0"/>
-          <w:lang w:eastAsia="ko-KR"/>
-        </w:rPr>
-        <w:t>흐름을</w:t>
-      </w:r>
-      <w:r>
-        <w:rPr>
-          <w:i w:val="0"/>
-          <w:lang w:eastAsia="ko-KR"/>
-        </w:rPr>
-        <w:t xml:space="preserve"> </w:t>
-      </w:r>
-      <w:r>
-        <w:rPr>
-          <w:i w:val="0"/>
-          <w:lang w:eastAsia="ko-KR"/>
-        </w:rPr>
-        <w:t>이해한다</w:t>
-      </w:r>
-      <w:r>
-        <w:rPr>
-          <w:i w:val="0"/>
-          <w:lang w:eastAsia="ko-KR"/>
-        </w:rPr>
-        <w:t xml:space="preserve">. - </w:t>
-      </w:r>
-      <w:r>
-        <w:rPr>
-          <w:i w:val="0"/>
-          <w:lang w:eastAsia="ko-KR"/>
-        </w:rPr>
-        <w:t>내</w:t>
-      </w:r>
-      <w:r>
-        <w:rPr>
-          <w:i w:val="0"/>
-          <w:lang w:eastAsia="ko-KR"/>
-        </w:rPr>
-        <w:t xml:space="preserve"> </w:t>
-      </w:r>
-      <w:r>
-        <w:rPr>
-          <w:i w:val="0"/>
-          <w:lang w:eastAsia="ko-KR"/>
-        </w:rPr>
-        <w:t>손으로</w:t>
-      </w:r>
-      <w:r>
-        <w:rPr>
-          <w:i w:val="0"/>
-          <w:lang w:eastAsia="ko-KR"/>
-        </w:rPr>
-        <w:t xml:space="preserve"> </w:t>
-      </w:r>
-      <w:r>
-        <w:rPr>
-          <w:i w:val="0"/>
-          <w:lang w:eastAsia="ko-KR"/>
-        </w:rPr>
-        <w:t>워크스페이스를</w:t>
-      </w:r>
-      <w:r>
-        <w:rPr>
-          <w:i w:val="0"/>
-          <w:lang w:eastAsia="ko-KR"/>
-        </w:rPr>
-        <w:t xml:space="preserve"> </w:t>
-      </w:r>
-      <w:r>
-        <w:rPr>
-          <w:i w:val="0"/>
-          <w:lang w:eastAsia="ko-KR"/>
-        </w:rPr>
-        <w:t>만들고</w:t>
-      </w:r>
-      <w:r>
-        <w:rPr>
-          <w:i w:val="0"/>
-          <w:lang w:eastAsia="ko-KR"/>
-        </w:rPr>
-        <w:t xml:space="preserve"> colcon build </w:t>
-      </w:r>
-      <w:r>
-        <w:rPr>
-          <w:i w:val="0"/>
-          <w:lang w:eastAsia="ko-KR"/>
-        </w:rPr>
-        <w:t>한다</w:t>
-      </w:r>
-      <w:r>
-        <w:rPr>
-          <w:i w:val="0"/>
-          <w:lang w:eastAsia="ko-KR"/>
-        </w:rPr>
-        <w:t xml:space="preserve">. - Python </w:t>
-      </w:r>
-      <w:r>
-        <w:rPr>
-          <w:i w:val="0"/>
-          <w:lang w:eastAsia="ko-KR"/>
-        </w:rPr>
-        <w:t>패키지</w:t>
-      </w:r>
-      <w:r>
-        <w:rPr>
-          <w:i w:val="0"/>
-          <w:lang w:eastAsia="ko-KR"/>
-        </w:rPr>
-        <w:t>(ament_python)</w:t>
-      </w:r>
-      <w:r>
-        <w:rPr>
-          <w:i w:val="0"/>
-          <w:lang w:eastAsia="ko-KR"/>
-        </w:rPr>
-        <w:t>와</w:t>
-      </w:r>
-      <w:r>
-        <w:rPr>
-          <w:i w:val="0"/>
-          <w:lang w:eastAsia="ko-KR"/>
-        </w:rPr>
-        <w:t xml:space="preserve"> C++ </w:t>
-      </w:r>
-      <w:r>
-        <w:rPr>
-          <w:i w:val="0"/>
-          <w:lang w:eastAsia="ko-KR"/>
-        </w:rPr>
-        <w:t>패키지</w:t>
-      </w:r>
-      <w:r>
-        <w:rPr>
-          <w:i w:val="0"/>
-          <w:lang w:eastAsia="ko-KR"/>
-        </w:rPr>
-        <w:t>(ament_cmake)</w:t>
-      </w:r>
-      <w:r>
-        <w:rPr>
-          <w:i w:val="0"/>
-          <w:lang w:eastAsia="ko-KR"/>
-        </w:rPr>
-        <w:t>를</w:t>
-      </w:r>
-      <w:r>
-        <w:rPr>
-          <w:i w:val="0"/>
-          <w:lang w:eastAsia="ko-KR"/>
-        </w:rPr>
-        <w:t xml:space="preserve"> </w:t>
-      </w:r>
-      <w:r>
-        <w:rPr>
-          <w:i w:val="0"/>
-          <w:lang w:eastAsia="ko-KR"/>
-        </w:rPr>
-        <w:t>각각</w:t>
-      </w:r>
-      <w:r>
-        <w:rPr>
-          <w:i w:val="0"/>
-          <w:lang w:eastAsia="ko-KR"/>
-        </w:rPr>
-        <w:t xml:space="preserve"> </w:t>
-      </w:r>
-      <w:r>
-        <w:rPr>
-          <w:i w:val="0"/>
-          <w:lang w:eastAsia="ko-KR"/>
-        </w:rPr>
-        <w:t>생성하고</w:t>
-      </w:r>
-      <w:r>
-        <w:rPr>
-          <w:i w:val="0"/>
-          <w:lang w:eastAsia="ko-KR"/>
-        </w:rPr>
-        <w:t xml:space="preserve"> </w:t>
-      </w:r>
-      <w:r>
-        <w:rPr>
-          <w:i w:val="0"/>
-          <w:lang w:eastAsia="ko-KR"/>
-        </w:rPr>
-        <w:t>구조를</w:t>
-      </w:r>
-      <w:r>
-        <w:rPr>
-          <w:i w:val="0"/>
-          <w:lang w:eastAsia="ko-KR"/>
-        </w:rPr>
-        <w:t xml:space="preserve"> </w:t>
-      </w:r>
-      <w:r>
-        <w:rPr>
-          <w:i w:val="0"/>
-          <w:lang w:eastAsia="ko-KR"/>
-        </w:rPr>
-        <w:t>읽는다</w:t>
-      </w:r>
-      <w:r>
-        <w:rPr>
-          <w:i w:val="0"/>
-          <w:lang w:eastAsia="ko-KR"/>
-        </w:rPr>
-        <w:t xml:space="preserve">. - </w:t>
-      </w:r>
-      <w:r>
-        <w:rPr>
-          <w:i w:val="0"/>
-          <w:lang w:eastAsia="ko-KR"/>
-        </w:rPr>
-        <w:t>오버레이</w:t>
-      </w:r>
-      <w:r>
-        <w:rPr>
-          <w:i w:val="0"/>
-          <w:lang w:eastAsia="ko-KR"/>
-        </w:rPr>
-        <w:t>/</w:t>
-      </w:r>
-      <w:r>
-        <w:rPr>
-          <w:i w:val="0"/>
-          <w:lang w:eastAsia="ko-KR"/>
-        </w:rPr>
-        <w:t>언더레이</w:t>
-      </w:r>
-      <w:r>
-        <w:rPr>
-          <w:i w:val="0"/>
-          <w:lang w:eastAsia="ko-KR"/>
-        </w:rPr>
-        <w:t xml:space="preserve">(overlay/underlay) </w:t>
-      </w:r>
-      <w:r>
-        <w:rPr>
-          <w:i w:val="0"/>
-          <w:lang w:eastAsia="ko-KR"/>
-        </w:rPr>
-        <w:t>개념으로</w:t>
-      </w:r>
-      <w:r>
-        <w:rPr>
-          <w:i w:val="0"/>
-          <w:lang w:eastAsia="ko-KR"/>
-        </w:rPr>
-        <w:t xml:space="preserve"> </w:t>
-      </w:r>
-      <w:r>
-        <w:rPr>
-          <w:i w:val="0"/>
-          <w:lang w:eastAsia="ko-KR"/>
-        </w:rPr>
-        <w:t>내</w:t>
-      </w:r>
-      <w:r>
-        <w:rPr>
-          <w:i w:val="0"/>
-          <w:lang w:eastAsia="ko-KR"/>
-        </w:rPr>
-        <w:t xml:space="preserve"> </w:t>
-      </w:r>
-      <w:r>
-        <w:rPr>
-          <w:i w:val="0"/>
-          <w:lang w:eastAsia="ko-KR"/>
-        </w:rPr>
-        <w:t>코드가</w:t>
-      </w:r>
-      <w:r>
-        <w:rPr>
-          <w:i w:val="0"/>
-          <w:lang w:eastAsia="ko-KR"/>
-        </w:rPr>
-        <w:t xml:space="preserve"> </w:t>
-      </w:r>
-      <w:r>
-        <w:rPr>
-          <w:i w:val="0"/>
-          <w:lang w:eastAsia="ko-KR"/>
-        </w:rPr>
-        <w:t>왜</w:t>
-      </w:r>
-      <w:r>
-        <w:rPr>
-          <w:i w:val="0"/>
-          <w:lang w:eastAsia="ko-KR"/>
-        </w:rPr>
-        <w:t xml:space="preserve"> </w:t>
-      </w:r>
-      <w:r>
-        <w:rPr>
-          <w:i w:val="0"/>
-          <w:lang w:eastAsia="ko-KR"/>
-        </w:rPr>
-        <w:t>인식되는가를</w:t>
-      </w:r>
-      <w:r>
-        <w:rPr>
-          <w:i w:val="0"/>
-          <w:lang w:eastAsia="ko-KR"/>
-        </w:rPr>
-        <w:t xml:space="preserve"> </w:t>
-      </w:r>
-      <w:r>
-        <w:rPr>
-          <w:i w:val="0"/>
-          <w:lang w:eastAsia="ko-KR"/>
-        </w:rPr>
-        <w:t>안다</w:t>
-      </w:r>
-      <w:r>
-        <w:rPr>
-          <w:i w:val="0"/>
-          <w:lang w:eastAsia="ko-KR"/>
-        </w:rPr>
-        <w:t>.</w:t>
+        <w:t xml:space="preserve">. </w:t>
       </w:r>
     </w:p>
     <w:p>
@@ -647,11 +229,496 @@
         <w:pStyle w:val="af"/>
         <w:ind w:left="567"/>
         <w:rPr>
+          <w:rFonts w:eastAsia="맑은 고딕"/>
+          <w:i w:val="0"/>
           <w:lang w:eastAsia="ko-KR"/>
         </w:rPr>
       </w:pPr>
       <w:r>
         <w:rPr>
+          <w:i w:val="0"/>
+          <w:lang w:eastAsia="ko-KR"/>
+        </w:rPr>
+        <w:t xml:space="preserve">- </w:t>
+      </w:r>
+      <w:proofErr w:type="spellStart"/>
+      <w:r>
+        <w:rPr>
+          <w:i w:val="0"/>
+          <w:lang w:eastAsia="ko-KR"/>
+        </w:rPr>
+        <w:t>colcon</w:t>
+      </w:r>
+      <w:proofErr w:type="spellEnd"/>
+      <w:r>
+        <w:rPr>
+          <w:i w:val="0"/>
+          <w:lang w:eastAsia="ko-KR"/>
+        </w:rPr>
+        <w:t>과</w:t>
+      </w:r>
+      <w:r>
+        <w:rPr>
+          <w:i w:val="0"/>
+          <w:lang w:eastAsia="ko-KR"/>
+        </w:rPr>
+        <w:t xml:space="preserve"> ament</w:t>
+      </w:r>
+      <w:r>
+        <w:rPr>
+          <w:i w:val="0"/>
+          <w:lang w:eastAsia="ko-KR"/>
+        </w:rPr>
+        <w:t>의</w:t>
+      </w:r>
+      <w:r>
+        <w:rPr>
+          <w:i w:val="0"/>
+          <w:lang w:eastAsia="ko-KR"/>
+        </w:rPr>
+        <w:t xml:space="preserve"> </w:t>
+      </w:r>
+      <w:r>
+        <w:rPr>
+          <w:i w:val="0"/>
+          <w:lang w:eastAsia="ko-KR"/>
+        </w:rPr>
+        <w:t>역할</w:t>
+      </w:r>
+      <w:r>
+        <w:rPr>
+          <w:i w:val="0"/>
+          <w:lang w:eastAsia="ko-KR"/>
+        </w:rPr>
+        <w:t xml:space="preserve">, </w:t>
+      </w:r>
+      <w:r>
+        <w:rPr>
+          <w:i w:val="0"/>
+          <w:lang w:eastAsia="ko-KR"/>
+        </w:rPr>
+        <w:t>그리고</w:t>
+      </w:r>
+      <w:r>
+        <w:rPr>
+          <w:i w:val="0"/>
+          <w:lang w:eastAsia="ko-KR"/>
+        </w:rPr>
+        <w:t xml:space="preserve"> </w:t>
+      </w:r>
+      <w:r>
+        <w:rPr>
+          <w:i w:val="0"/>
+          <w:lang w:eastAsia="ko-KR"/>
+        </w:rPr>
+        <w:t>빌드와</w:t>
+      </w:r>
+      <w:r>
+        <w:rPr>
+          <w:i w:val="0"/>
+          <w:lang w:eastAsia="ko-KR"/>
+        </w:rPr>
+        <w:t xml:space="preserve"> </w:t>
+      </w:r>
+      <w:r>
+        <w:rPr>
+          <w:i w:val="0"/>
+          <w:lang w:eastAsia="ko-KR"/>
+        </w:rPr>
+        <w:t>소싱</w:t>
+      </w:r>
+      <w:r>
+        <w:rPr>
+          <w:i w:val="0"/>
+          <w:lang w:eastAsia="ko-KR"/>
+        </w:rPr>
+        <w:t>(sourcing)</w:t>
+      </w:r>
+      <w:r>
+        <w:rPr>
+          <w:i w:val="0"/>
+          <w:lang w:eastAsia="ko-KR"/>
+        </w:rPr>
+        <w:t>의</w:t>
+      </w:r>
+      <w:r>
+        <w:rPr>
+          <w:i w:val="0"/>
+          <w:lang w:eastAsia="ko-KR"/>
+        </w:rPr>
+        <w:t xml:space="preserve"> </w:t>
+      </w:r>
+      <w:r>
+        <w:rPr>
+          <w:i w:val="0"/>
+          <w:lang w:eastAsia="ko-KR"/>
+        </w:rPr>
+        <w:t>흐름을</w:t>
+      </w:r>
+      <w:r>
+        <w:rPr>
+          <w:i w:val="0"/>
+          <w:lang w:eastAsia="ko-KR"/>
+        </w:rPr>
+        <w:t xml:space="preserve"> </w:t>
+      </w:r>
+      <w:r>
+        <w:rPr>
+          <w:i w:val="0"/>
+          <w:lang w:eastAsia="ko-KR"/>
+        </w:rPr>
+        <w:t>이해한다</w:t>
+      </w:r>
+      <w:r>
+        <w:rPr>
+          <w:i w:val="0"/>
+          <w:lang w:eastAsia="ko-KR"/>
+        </w:rPr>
+        <w:t xml:space="preserve">. </w:t>
+      </w:r>
+    </w:p>
+    <w:p>
+      <w:pPr>
+        <w:pStyle w:val="af"/>
+        <w:ind w:left="567"/>
+        <w:rPr>
+          <w:rFonts w:eastAsia="맑은 고딕"/>
+          <w:i w:val="0"/>
+          <w:lang w:eastAsia="ko-KR"/>
+        </w:rPr>
+      </w:pPr>
+      <w:r>
+        <w:rPr>
+          <w:i w:val="0"/>
+          <w:lang w:eastAsia="ko-KR"/>
+        </w:rPr>
+        <w:t xml:space="preserve">- </w:t>
+      </w:r>
+      <w:r>
+        <w:rPr>
+          <w:i w:val="0"/>
+          <w:lang w:eastAsia="ko-KR"/>
+        </w:rPr>
+        <w:t>내</w:t>
+      </w:r>
+      <w:r>
+        <w:rPr>
+          <w:i w:val="0"/>
+          <w:lang w:eastAsia="ko-KR"/>
+        </w:rPr>
+        <w:t xml:space="preserve"> </w:t>
+      </w:r>
+      <w:r>
+        <w:rPr>
+          <w:i w:val="0"/>
+          <w:lang w:eastAsia="ko-KR"/>
+        </w:rPr>
+        <w:t>손으로</w:t>
+      </w:r>
+      <w:r>
+        <w:rPr>
+          <w:i w:val="0"/>
+          <w:lang w:eastAsia="ko-KR"/>
+        </w:rPr>
+        <w:t xml:space="preserve"> </w:t>
+      </w:r>
+      <w:r>
+        <w:rPr>
+          <w:i w:val="0"/>
+          <w:lang w:eastAsia="ko-KR"/>
+        </w:rPr>
+        <w:t>워크스페이스를</w:t>
+      </w:r>
+      <w:r>
+        <w:rPr>
+          <w:i w:val="0"/>
+          <w:lang w:eastAsia="ko-KR"/>
+        </w:rPr>
+        <w:t xml:space="preserve"> </w:t>
+      </w:r>
+      <w:r>
+        <w:rPr>
+          <w:i w:val="0"/>
+          <w:lang w:eastAsia="ko-KR"/>
+        </w:rPr>
+        <w:t>만들고</w:t>
+      </w:r>
+      <w:r>
+        <w:rPr>
+          <w:i w:val="0"/>
+          <w:lang w:eastAsia="ko-KR"/>
+        </w:rPr>
+        <w:t xml:space="preserve"> colcon build </w:t>
+      </w:r>
+      <w:r>
+        <w:rPr>
+          <w:i w:val="0"/>
+          <w:lang w:eastAsia="ko-KR"/>
+        </w:rPr>
+        <w:t>한다</w:t>
+      </w:r>
+      <w:r>
+        <w:rPr>
+          <w:i w:val="0"/>
+          <w:lang w:eastAsia="ko-KR"/>
+        </w:rPr>
+        <w:t xml:space="preserve">. - Python </w:t>
+      </w:r>
+      <w:r>
+        <w:rPr>
+          <w:i w:val="0"/>
+          <w:lang w:eastAsia="ko-KR"/>
+        </w:rPr>
+        <w:t>패키지</w:t>
+      </w:r>
+      <w:r>
+        <w:rPr>
+          <w:i w:val="0"/>
+          <w:lang w:eastAsia="ko-KR"/>
+        </w:rPr>
+        <w:t>(ament_python)</w:t>
+      </w:r>
+      <w:r>
+        <w:rPr>
+          <w:i w:val="0"/>
+          <w:lang w:eastAsia="ko-KR"/>
+        </w:rPr>
+        <w:t>와</w:t>
+      </w:r>
+      <w:r>
+        <w:rPr>
+          <w:i w:val="0"/>
+          <w:lang w:eastAsia="ko-KR"/>
+        </w:rPr>
+        <w:t xml:space="preserve"> C++ </w:t>
+      </w:r>
+      <w:r>
+        <w:rPr>
+          <w:i w:val="0"/>
+          <w:lang w:eastAsia="ko-KR"/>
+        </w:rPr>
+        <w:t>패키지</w:t>
+      </w:r>
+      <w:r>
+        <w:rPr>
+          <w:i w:val="0"/>
+          <w:lang w:eastAsia="ko-KR"/>
+        </w:rPr>
+        <w:t>(ament_cmake)</w:t>
+      </w:r>
+      <w:r>
+        <w:rPr>
+          <w:i w:val="0"/>
+          <w:lang w:eastAsia="ko-KR"/>
+        </w:rPr>
+        <w:t>를</w:t>
+      </w:r>
+      <w:r>
+        <w:rPr>
+          <w:i w:val="0"/>
+          <w:lang w:eastAsia="ko-KR"/>
+        </w:rPr>
+        <w:t xml:space="preserve"> </w:t>
+      </w:r>
+      <w:r>
+        <w:rPr>
+          <w:i w:val="0"/>
+          <w:lang w:eastAsia="ko-KR"/>
+        </w:rPr>
+        <w:t>각각</w:t>
+      </w:r>
+      <w:r>
+        <w:rPr>
+          <w:i w:val="0"/>
+          <w:lang w:eastAsia="ko-KR"/>
+        </w:rPr>
+        <w:t xml:space="preserve"> </w:t>
+      </w:r>
+      <w:r>
+        <w:rPr>
+          <w:i w:val="0"/>
+          <w:lang w:eastAsia="ko-KR"/>
+        </w:rPr>
+        <w:t>생성하고</w:t>
+      </w:r>
+      <w:r>
+        <w:rPr>
+          <w:i w:val="0"/>
+          <w:lang w:eastAsia="ko-KR"/>
+        </w:rPr>
+        <w:t xml:space="preserve"> </w:t>
+      </w:r>
+      <w:r>
+        <w:rPr>
+          <w:i w:val="0"/>
+          <w:lang w:eastAsia="ko-KR"/>
+        </w:rPr>
+        <w:t>구조를</w:t>
+      </w:r>
+      <w:r>
+        <w:rPr>
+          <w:i w:val="0"/>
+          <w:lang w:eastAsia="ko-KR"/>
+        </w:rPr>
+        <w:t xml:space="preserve"> </w:t>
+      </w:r>
+      <w:r>
+        <w:rPr>
+          <w:i w:val="0"/>
+          <w:lang w:eastAsia="ko-KR"/>
+        </w:rPr>
+        <w:t>읽는다</w:t>
+      </w:r>
+      <w:r>
+        <w:rPr>
+          <w:i w:val="0"/>
+          <w:lang w:eastAsia="ko-KR"/>
+        </w:rPr>
+        <w:t xml:space="preserve">. </w:t>
+      </w:r>
+    </w:p>
+    <w:p>
+      <w:pPr>
+        <w:pStyle w:val="af"/>
+        <w:ind w:left="567"/>
+        <w:rPr>
+          <w:lang w:eastAsia="ko-KR"/>
+        </w:rPr>
+      </w:pPr>
+      <w:r>
+        <w:rPr>
+          <w:i w:val="0"/>
+          <w:lang w:eastAsia="ko-KR"/>
+        </w:rPr>
+        <w:t xml:space="preserve">- </w:t>
+      </w:r>
+      <w:r>
+        <w:rPr>
+          <w:i w:val="0"/>
+          <w:lang w:eastAsia="ko-KR"/>
+        </w:rPr>
+        <w:t>오버레이</w:t>
+      </w:r>
+      <w:r>
+        <w:rPr>
+          <w:i w:val="0"/>
+          <w:lang w:eastAsia="ko-KR"/>
+        </w:rPr>
+        <w:t>/</w:t>
+      </w:r>
+      <w:proofErr w:type="spellStart"/>
+      <w:r>
+        <w:rPr>
+          <w:i w:val="0"/>
+          <w:lang w:eastAsia="ko-KR"/>
+        </w:rPr>
+        <w:t>언더레이</w:t>
+      </w:r>
+      <w:proofErr w:type="spellEnd"/>
+      <w:r>
+        <w:rPr>
+          <w:i w:val="0"/>
+          <w:lang w:eastAsia="ko-KR"/>
+        </w:rPr>
+        <w:t xml:space="preserve">(overlay/underlay) </w:t>
+      </w:r>
+      <w:r>
+        <w:rPr>
+          <w:i w:val="0"/>
+          <w:lang w:eastAsia="ko-KR"/>
+        </w:rPr>
+        <w:t>개념으로</w:t>
+      </w:r>
+      <w:r>
+        <w:rPr>
+          <w:i w:val="0"/>
+          <w:lang w:eastAsia="ko-KR"/>
+        </w:rPr>
+        <w:t xml:space="preserve"> </w:t>
+      </w:r>
+      <w:r>
+        <w:rPr>
+          <w:i w:val="0"/>
+          <w:lang w:eastAsia="ko-KR"/>
+        </w:rPr>
+        <w:t>내</w:t>
+      </w:r>
+      <w:r>
+        <w:rPr>
+          <w:i w:val="0"/>
+          <w:lang w:eastAsia="ko-KR"/>
+        </w:rPr>
+        <w:t xml:space="preserve"> </w:t>
+      </w:r>
+      <w:r>
+        <w:rPr>
+          <w:i w:val="0"/>
+          <w:lang w:eastAsia="ko-KR"/>
+        </w:rPr>
+        <w:t>코드가</w:t>
+      </w:r>
+      <w:r>
+        <w:rPr>
+          <w:i w:val="0"/>
+          <w:lang w:eastAsia="ko-KR"/>
+        </w:rPr>
+        <w:t xml:space="preserve"> </w:t>
+      </w:r>
+      <w:r>
+        <w:rPr>
+          <w:i w:val="0"/>
+          <w:lang w:eastAsia="ko-KR"/>
+        </w:rPr>
+        <w:t>왜</w:t>
+      </w:r>
+      <w:r>
+        <w:rPr>
+          <w:i w:val="0"/>
+          <w:lang w:eastAsia="ko-KR"/>
+        </w:rPr>
+        <w:t xml:space="preserve"> </w:t>
+      </w:r>
+      <w:r>
+        <w:rPr>
+          <w:i w:val="0"/>
+          <w:lang w:eastAsia="ko-KR"/>
+        </w:rPr>
+        <w:t>인식되는가를</w:t>
+      </w:r>
+      <w:r>
+        <w:rPr>
+          <w:i w:val="0"/>
+          <w:lang w:eastAsia="ko-KR"/>
+        </w:rPr>
+        <w:t xml:space="preserve"> </w:t>
+      </w:r>
+      <w:r>
+        <w:rPr>
+          <w:i w:val="0"/>
+          <w:lang w:eastAsia="ko-KR"/>
+        </w:rPr>
+        <w:t>안다</w:t>
+      </w:r>
+      <w:r>
+        <w:rPr>
+          <w:i w:val="0"/>
+          <w:lang w:eastAsia="ko-KR"/>
+        </w:rPr>
+        <w:t>.</w:t>
+      </w:r>
+    </w:p>
+    <w:p>
+      <w:pPr>
+        <w:pStyle w:val="af"/>
+        <w:ind w:left="567"/>
+        <w:rPr>
+          <w:rFonts w:eastAsia="맑은 고딕"/>
+          <w:i w:val="0"/>
+          <w:lang w:eastAsia="ko-KR"/>
+        </w:rPr>
+      </w:pPr>
+      <w:r>
+        <w:rPr>
           <w:b/>
           <w:i w:val="0"/>
           <w:lang w:eastAsia="ko-KR"/>
@@ -695,7 +762,25 @@
           <w:i w:val="0"/>
           <w:lang w:eastAsia="ko-KR"/>
         </w:rPr>
-        <w:t xml:space="preserve"> - ~/ros2_ws </w:t>
+        <w:t xml:space="preserve"> </w:t>
+      </w:r>
+    </w:p>
+    <w:p>
+      <w:pPr>
+        <w:pStyle w:val="af"/>
+        <w:ind w:left="567"/>
+        <w:rPr>
+          <w:rFonts w:eastAsia="맑은 고딕"/>
+          <w:i w:val="0"/>
+          <w:lang w:eastAsia="ko-KR"/>
+        </w:rPr>
+      </w:pPr>
+      <w:r>
+        <w:rPr>
+          <w:i w:val="0"/>
+          <w:lang w:eastAsia="ko-KR"/>
+        </w:rPr>
+        <w:t xml:space="preserve">- ~/ros2_ws </w:t>
       </w:r>
       <w:r>
         <w:rPr>
@@ -751,7 +836,41 @@
           <w:i w:val="0"/>
           <w:lang w:eastAsia="ko-KR"/>
         </w:rPr>
-        <w:t xml:space="preserve">. - src, build, install, log </w:t>
+        <w:t xml:space="preserve">. </w:t>
+      </w:r>
+    </w:p>
+    <w:p>
+      <w:pPr>
+        <w:pStyle w:val="af"/>
+        <w:ind w:left="567"/>
+        <w:rPr>
+          <w:rFonts w:eastAsia="맑은 고딕"/>
+          <w:i w:val="0"/>
+          <w:lang w:eastAsia="ko-KR"/>
+        </w:rPr>
+      </w:pPr>
+      <w:r>
+        <w:rPr>
+          <w:i w:val="0"/>
+          <w:lang w:eastAsia="ko-KR"/>
+        </w:rPr>
+        <w:t xml:space="preserve">- </w:t>
+      </w:r>
+      <w:proofErr w:type="spellStart"/>
+      <w:r>
+        <w:rPr>
+          <w:i w:val="0"/>
+          <w:lang w:eastAsia="ko-KR"/>
+        </w:rPr>
+        <w:t>src</w:t>
+      </w:r>
+      <w:proofErr w:type="spellEnd"/>
+      <w:r>
+        <w:rPr>
+          <w:i w:val="0"/>
+          <w:lang w:eastAsia="ko-KR"/>
+        </w:rPr>
+        <w:t xml:space="preserve">, build, install, log </w:t>
       </w:r>
       <w:r>
         <w:rPr>
@@ -795,6 +914,17 @@
         </w:rPr>
         <w:t xml:space="preserve">.  </w:t>
       </w:r>
+    </w:p>
+    <w:p>
+      <w:pPr>
+        <w:pStyle w:val="af"/>
+        <w:ind w:left="567"/>
+        <w:rPr>
+          <w:rFonts w:eastAsia="맑은 고딕"/>
+          <w:i w:val="0"/>
+          <w:lang w:eastAsia="ko-KR"/>
+        </w:rPr>
+      </w:pPr>
       <w:r>
         <w:rPr>
           <w:b/>
@@ -842,6 +972,15 @@
         </w:rPr>
         <w:t xml:space="preserve">: </w:t>
       </w:r>
+    </w:p>
+    <w:p>
+      <w:pPr>
+        <w:pStyle w:val="af"/>
+        <w:ind w:left="567"/>
+        <w:rPr>
+          <w:lang w:eastAsia="ko-KR"/>
+        </w:rPr>
+      </w:pPr>
       <w:r>
         <w:rPr>
           <w:i w:val="0"/>
@@ -1961,6 +2100,7 @@
         <w:rPr>
           <w:lang w:eastAsia="ko-KR"/>
         </w:rPr>
+        <w:lastRenderedPageBreak/>
         <w:t>핵심</w:t>
       </w:r>
       <w:r>
@@ -2386,7 +2526,6 @@
         <w:rPr>
           <w:noProof/>
         </w:rPr>
-        <w:lastRenderedPageBreak/>
         <w:drawing>
           <wp:inline distT="0" distB="0" distL="0" distR="0" wp14:anchorId="2839449A" wp14:editId="3280F213">
             <wp:extent cx="6115895" cy="3445575"/>
@@ -3447,7 +3586,6 @@
         <w:rPr>
           <w:b/>
         </w:rPr>
-        <w:lastRenderedPageBreak/>
         <w:t>colcon</w:t>
       </w:r>
       <w:r>
@@ -4644,6 +4782,7 @@
           <w:i w:val="0"/>
           <w:lang w:eastAsia="ko-KR"/>
         </w:rPr>
+        <w:lastRenderedPageBreak/>
         <w:t>있다</w:t>
       </w:r>
       <w:r>
@@ -4829,7 +4968,6 @@
         <w:rPr>
           <w:lang w:eastAsia="ko-KR"/>
         </w:rPr>
-        <w:lastRenderedPageBreak/>
         <w:t>2.3 [</w:t>
       </w:r>
       <w:r>
@@ -5834,6 +5972,7 @@
     </w:p>
     <w:p>
       <w:r>
+        <w:lastRenderedPageBreak/>
         <w:t>각</w:t>
       </w:r>
       <w:r>
@@ -5950,7 +6089,6 @@
           <w:rFonts w:ascii="Consolas" w:hAnsi="Consolas"/>
           <w:sz w:val="17"/>
         </w:rPr>
-        <w:lastRenderedPageBreak/>
         <w:br/>
         <w:t>./log:</w:t>
       </w:r>
@@ -7631,6 +7769,7 @@
         <w:pStyle w:val="21"/>
       </w:pPr>
       <w:r>
+        <w:lastRenderedPageBreak/>
         <w:t>2.4 [</w:t>
       </w:r>
       <w:r>
@@ -7838,7 +7977,6 @@
         <w:ind w:left="340"/>
       </w:pPr>
       <w:r>
-        <w:lastRenderedPageBreak/>
         <w:t xml:space="preserve">my_py_pkg — </w:t>
       </w:r>
       <w:r>
@@ -9356,6 +9494,7 @@
           <w:i w:val="0"/>
           <w:lang w:eastAsia="ko-KR"/>
         </w:rPr>
+        <w:lastRenderedPageBreak/>
         <w:t xml:space="preserve">Python </w:t>
       </w:r>
       <w:r>
@@ -9674,7 +9813,6 @@
         <w:rPr>
           <w:lang w:eastAsia="ko-KR"/>
         </w:rPr>
-        <w:lastRenderedPageBreak/>
         <w:t>2.5 [</w:t>
       </w:r>
       <w:r>
@@ -10567,6 +10705,7 @@
         <w:rPr>
           <w:lang w:eastAsia="ko-KR"/>
         </w:rPr>
+        <w:lastRenderedPageBreak/>
         <w:t xml:space="preserve">package.xml — </w:t>
       </w:r>
       <w:r>
@@ -10828,13 +10967,6 @@
           <w:sz w:val="17"/>
         </w:rPr>
         <w:br/>
-      </w:r>
-      <w:r>
-        <w:rPr>
-          <w:rFonts w:ascii="Consolas" w:hAnsi="Consolas"/>
-          <w:sz w:val="17"/>
-        </w:rPr>
-        <w:lastRenderedPageBreak/>
         <w:t xml:space="preserve">  &lt;description&gt;TODO: Package description&lt;/description&gt;</w:t>
       </w:r>
       <w:r>
@@ -11977,92 +12109,13 @@
     </w:p>
     <w:p>
       <w:pPr>
-        <w:jc w:val="center"/>
-        <w:rPr>
-          <w:lang w:eastAsia="ko-KR"/>
-        </w:rPr>
-      </w:pPr>
-      <w:r>
-        <w:rPr>
-          <w:i/>
-          <w:sz w:val="18"/>
-          <w:lang w:eastAsia="ko-KR"/>
-        </w:rPr>
-        <w:t>그림</w:t>
-      </w:r>
-      <w:r>
-        <w:rPr>
-          <w:i/>
-          <w:sz w:val="18"/>
-          <w:lang w:eastAsia="ko-KR"/>
-        </w:rPr>
-        <w:t xml:space="preserve"> 2-1. </w:t>
-      </w:r>
-      <w:r>
-        <w:rPr>
-          <w:i/>
-          <w:sz w:val="18"/>
-          <w:lang w:eastAsia="ko-KR"/>
-        </w:rPr>
-        <w:t>언더레이와</w:t>
-      </w:r>
-      <w:r>
-        <w:rPr>
-          <w:i/>
-          <w:sz w:val="18"/>
-          <w:lang w:eastAsia="ko-KR"/>
-        </w:rPr>
-        <w:t xml:space="preserve"> </w:t>
-      </w:r>
-      <w:r>
-        <w:rPr>
-          <w:i/>
-          <w:sz w:val="18"/>
-          <w:lang w:eastAsia="ko-KR"/>
-        </w:rPr>
-        <w:t>오버레이의</w:t>
-      </w:r>
-      <w:r>
-        <w:rPr>
-          <w:i/>
-          <w:sz w:val="18"/>
-          <w:lang w:eastAsia="ko-KR"/>
-        </w:rPr>
-        <w:t xml:space="preserve"> </w:t>
-      </w:r>
-      <w:r>
-        <w:rPr>
-          <w:i/>
-          <w:sz w:val="18"/>
-          <w:lang w:eastAsia="ko-KR"/>
-        </w:rPr>
-        <w:t>계층</w:t>
-      </w:r>
-      <w:r>
-        <w:rPr>
-          <w:i/>
-          <w:sz w:val="18"/>
-          <w:lang w:eastAsia="ko-KR"/>
-        </w:rPr>
-        <w:t xml:space="preserve"> </w:t>
-      </w:r>
-      <w:r>
-        <w:rPr>
-          <w:i/>
-          <w:sz w:val="18"/>
-          <w:lang w:eastAsia="ko-KR"/>
-        </w:rPr>
-        <w:t>구조</w:t>
-      </w:r>
-    </w:p>
-    <w:p>
-      <w:pPr>
         <w:pStyle w:val="a0"/>
         <w:ind w:left="340"/>
         <w:rPr>
           <w:lang w:eastAsia="ko-KR"/>
         </w:rPr>
       </w:pPr>
+      <w:proofErr w:type="spellStart"/>
       <w:r>
         <w:rPr>
           <w:b/>
@@ -12070,6 +12123,7 @@
         </w:rPr>
         <w:t>언더레이</w:t>
       </w:r>
+      <w:proofErr w:type="spellEnd"/>
       <w:r>
         <w:rPr>
           <w:lang w:eastAsia="ko-KR"/>
@@ -14078,14 +14132,29 @@
             <w:tcW w:w="3041" w:type="dxa"/>
           </w:tcPr>
           <w:p>
-            <w:r>
-              <w:t xml:space="preserve">src </w:t>
-            </w:r>
+            <w:proofErr w:type="spellStart"/>
+            <w:r>
+              <w:t>src</w:t>
+            </w:r>
+            <w:proofErr w:type="spellEnd"/>
+            <w:r>
+              <w:t xml:space="preserve"> </w:t>
+            </w:r>
+            <w:proofErr w:type="spellStart"/>
             <w:r>
               <w:t>안에서</w:t>
             </w:r>
-            <w:r>
-              <w:t xml:space="preserve"> colcon build </w:t>
+            <w:proofErr w:type="spellEnd"/>
+            <w:r>
+              <w:t xml:space="preserve"> </w:t>
+            </w:r>
+            <w:proofErr w:type="spellStart"/>
+            <w:r>
+              <w:t>colcon</w:t>
+            </w:r>
+            <w:proofErr w:type="spellEnd"/>
+            <w:r>
+              <w:t xml:space="preserve"> build </w:t>
             </w:r>
             <w:r>
               <w:t>를</w:t>
@@ -14181,18 +14250,27 @@
             <w:tcW w:w="3041" w:type="dxa"/>
           </w:tcPr>
           <w:p>
-            <w:r>
-              <w:t xml:space="preserve">SetuptoolsDeprecationWarning </w:t>
-            </w:r>
+            <w:proofErr w:type="spellStart"/>
+            <w:r>
+              <w:t>SetuptoolsDeprecationWarning</w:t>
+            </w:r>
+            <w:proofErr w:type="spellEnd"/>
+            <w:r>
+              <w:t xml:space="preserve"> </w:t>
+            </w:r>
+            <w:proofErr w:type="spellStart"/>
             <w:r>
               <w:t>노란</w:t>
             </w:r>
+            <w:proofErr w:type="spellEnd"/>
             <w:r>
               <w:t xml:space="preserve"> </w:t>
             </w:r>
+            <w:proofErr w:type="spellStart"/>
             <w:r>
               <w:t>경고</w:t>
             </w:r>
+            <w:proofErr w:type="spellEnd"/>
           </w:p>
         </w:tc>
         <w:tc>
@@ -17692,7 +17770,15 @@
           </w:tcPr>
           <w:p>
             <w:r>
-              <w:t>--symlink-install</w:t>
+              <w:t>--</w:t>
+            </w:r>
+            <w:proofErr w:type="spellStart"/>
+            <w:r>
+              <w:t>symlink</w:t>
+            </w:r>
+            <w:proofErr w:type="spellEnd"/>
+            <w:r>
+              <w:t>-install</w:t>
             </w:r>
           </w:p>
         </w:tc>
@@ -17816,7 +17902,15 @@
           </w:tcPr>
           <w:p>
             <w:r>
-              <w:t>--event-handlers console_direct+</w:t>
+              <w:t xml:space="preserve">--event-handlers </w:t>
+            </w:r>
+            <w:proofErr w:type="spellStart"/>
+            <w:r>
+              <w:t>console_direct</w:t>
+            </w:r>
+            <w:proofErr w:type="spellEnd"/>
+            <w:r>
+              <w:t>+</w:t>
             </w:r>
           </w:p>
         </w:tc>
